--- a/Worksheets/WS C-2 - Challenges Faced.docx
+++ b/Worksheets/WS C-2 - Challenges Faced.docx
@@ -780,27 +780,38 @@
         <w:rPr>
           <w:rFonts w:ascii="Bahnschrift" w:hAnsi="Bahnschrift"/>
         </w:rPr>
-        <w:t xml:space="preserve"> of the style of questions you will see on the Paper 3 exam. I would </w:t>
-      </w:r>
-      <w:proofErr w:type="gramStart"/>
-      <w:r>
-        <w:rPr>
-          <w:rFonts w:ascii="Bahnschrift" w:hAnsi="Bahnschrift"/>
-        </w:rPr>
-        <w:t>highly,</w:t>
-      </w:r>
-      <w:proofErr w:type="gramEnd"/>
-      <w:r>
-        <w:rPr>
-          <w:rFonts w:ascii="Bahnschrift" w:hAnsi="Bahnschrift"/>
-        </w:rPr>
-        <w:t xml:space="preserve"> highly encourage you to not use generative AI to answer these </w:t>
+        <w:t xml:space="preserve"> of the style of questions you will see on the Paper 3 exam. I would highly, highly encourage you to not use generative AI to answer these </w:t>
       </w:r>
       <w:r>
         <w:rPr>
           <w:rFonts w:ascii="Bahnschrift" w:hAnsi="Bahnschrift"/>
         </w:rPr>
         <w:t>questions, as they will be helpful to your understanding.</w:t>
+      </w:r>
+      <w:r>
+        <w:rPr>
+          <w:rFonts w:ascii="Bahnschrift" w:hAnsi="Bahnschrift"/>
+        </w:rPr>
+        <w:t xml:space="preserve"> </w:t>
+      </w:r>
+    </w:p>
+    <w:p>
+      <w:pPr>
+        <w:rPr>
+          <w:rFonts w:ascii="Bahnschrift" w:hAnsi="Bahnschrift"/>
+        </w:rPr>
+      </w:pPr>
+      <w:r>
+        <w:rPr>
+          <w:rFonts w:ascii="Bahnschrift" w:hAnsi="Bahnschrift"/>
+        </w:rPr>
+        <w:t>Once you have done this, please use generative AI and your notes to answer the questions</w:t>
+      </w:r>
+      <w:r>
+        <w:rPr>
+          <w:rFonts w:ascii="Bahnschrift" w:hAnsi="Bahnschrift"/>
+        </w:rPr>
+        <w:t xml:space="preserve"> to the best of your ability and submit this separately on ManageBac.</w:t>
       </w:r>
     </w:p>
     <w:p>
@@ -831,21 +842,7 @@
         <w:rPr>
           <w:rFonts w:ascii="Bahnschrift" w:hAnsi="Bahnschrift"/>
         </w:rPr>
-        <w:t xml:space="preserve">Of all the challenges faced by </w:t>
-      </w:r>
-      <w:proofErr w:type="spellStart"/>
-      <w:r>
-        <w:rPr>
-          <w:rFonts w:ascii="Bahnschrift" w:hAnsi="Bahnschrift"/>
-        </w:rPr>
-        <w:t>CyberHealth</w:t>
-      </w:r>
-      <w:proofErr w:type="spellEnd"/>
-      <w:r>
-        <w:rPr>
-          <w:rFonts w:ascii="Bahnschrift" w:hAnsi="Bahnschrift"/>
-        </w:rPr>
-        <w:t xml:space="preserve"> Security, which is the hardest to manage, and why?</w:t>
+        <w:t>Of all the challenges faced by CyberHealth Security, which is the hardest to manage, and why?</w:t>
       </w:r>
       <w:r>
         <w:rPr>
@@ -922,21 +919,7 @@
         <w:rPr>
           <w:rFonts w:ascii="Bahnschrift" w:hAnsi="Bahnschrift"/>
         </w:rPr>
-        <w:t xml:space="preserve">Outline the </w:t>
-      </w:r>
-      <w:proofErr w:type="gramStart"/>
-      <w:r>
-        <w:rPr>
-          <w:rFonts w:ascii="Bahnschrift" w:hAnsi="Bahnschrift"/>
-        </w:rPr>
-        <w:t>advantage</w:t>
-      </w:r>
-      <w:proofErr w:type="gramEnd"/>
-      <w:r>
-        <w:rPr>
-          <w:rFonts w:ascii="Bahnschrift" w:hAnsi="Bahnschrift"/>
-        </w:rPr>
-        <w:t xml:space="preserve"> of using passive OSINT during the intelligence-gathering phase. [2]</w:t>
+        <w:t>Outline the advantage of using passive OSINT during the intelligence-gathering phase. [2]</w:t>
       </w:r>
     </w:p>
     <w:p>
@@ -989,7 +972,6 @@
         <w:rPr>
           <w:rFonts w:ascii="Bahnschrift" w:hAnsi="Bahnschrift"/>
         </w:rPr>
-        <w:lastRenderedPageBreak/>
         <w:t>Outline one reason why vulnerability scanners may produce false positives during Phase 4. [2]</w:t>
       </w:r>
     </w:p>
@@ -1043,41 +1025,13 @@
         <w:rPr>
           <w:rFonts w:ascii="Bahnschrift" w:hAnsi="Bahnschrift"/>
         </w:rPr>
-        <w:t xml:space="preserve">Outline two challenges </w:t>
-      </w:r>
-      <w:proofErr w:type="spellStart"/>
-      <w:r>
-        <w:rPr>
-          <w:rFonts w:ascii="Bahnschrift" w:hAnsi="Bahnschrift"/>
-        </w:rPr>
-        <w:t>CyberHealth</w:t>
-      </w:r>
-      <w:proofErr w:type="spellEnd"/>
-      <w:r>
-        <w:rPr>
-          <w:rFonts w:ascii="Bahnschrift" w:hAnsi="Bahnschrift"/>
-        </w:rPr>
-        <w:t xml:space="preserve"> Security may encounter when conducting post-exploitation activities on medical IoT d</w:t>
+        <w:t>Outline two challenges CyberHealth Security may encounter when conducting post-exploitation activities on medical IoT d</w:t>
       </w:r>
       <w:r>
         <w:rPr>
           <w:rFonts w:ascii="Bahnschrift" w:hAnsi="Bahnschrift"/>
         </w:rPr>
-        <w:t xml:space="preserve">evices at </w:t>
-      </w:r>
-      <w:proofErr w:type="spellStart"/>
-      <w:r>
-        <w:rPr>
-          <w:rFonts w:ascii="Bahnschrift" w:hAnsi="Bahnschrift"/>
-        </w:rPr>
-        <w:t>MedTechPro</w:t>
-      </w:r>
-      <w:proofErr w:type="spellEnd"/>
-      <w:r>
-        <w:rPr>
-          <w:rFonts w:ascii="Bahnschrift" w:hAnsi="Bahnschrift"/>
-        </w:rPr>
-        <w:t xml:space="preserve"> Hospital. [4]</w:t>
+        <w:t>evices at MedTechPro Hospital. [4]</w:t>
       </w:r>
     </w:p>
     <w:p>
@@ -1246,7 +1200,6 @@
         <w:rPr>
           <w:rFonts w:ascii="Bahnschrift" w:hAnsi="Bahnschrift"/>
         </w:rPr>
-        <w:lastRenderedPageBreak/>
         <w:t>Discuss the advantages and disadvantages of using a synthetic hospital data</w:t>
       </w:r>
       <w:r>
@@ -1316,7 +1269,6 @@
           <w:rFonts w:ascii="Bahnschrift" w:hAnsi="Bahnschrift"/>
         </w:rPr>
       </w:pPr>
-      <w:proofErr w:type="spellStart"/>
       <w:r>
         <w:rPr>
           <w:rFonts w:ascii="Bahnschrift" w:hAnsi="Bahnschrift"/>
@@ -1327,28 +1279,7 @@
         <w:rPr>
           <w:rFonts w:ascii="Bahnschrift" w:hAnsi="Bahnschrift"/>
         </w:rPr>
-        <w:t>Health</w:t>
-      </w:r>
-      <w:proofErr w:type="spellEnd"/>
-      <w:r>
-        <w:rPr>
-          <w:rFonts w:ascii="Bahnschrift" w:hAnsi="Bahnschrift"/>
-        </w:rPr>
-        <w:t xml:space="preserve"> is considering two approaches for mapping </w:t>
-      </w:r>
-      <w:proofErr w:type="spellStart"/>
-      <w:r>
-        <w:rPr>
-          <w:rFonts w:ascii="Bahnschrift" w:hAnsi="Bahnschrift"/>
-        </w:rPr>
-        <w:t>MedTechPro</w:t>
-      </w:r>
-      <w:proofErr w:type="spellEnd"/>
-      <w:r>
-        <w:rPr>
-          <w:rFonts w:ascii="Bahnschrift" w:hAnsi="Bahnschrift"/>
-        </w:rPr>
-        <w:t xml:space="preserve"> Hospital’s network during Phase 2 (Intelligence Gathering):</w:t>
+        <w:t>Health is considering two approaches for mapping MedTechPro Hospital’s network during Phase 2 (Intelligence Gathering):</w:t>
       </w:r>
     </w:p>
     <w:p>
@@ -1366,21 +1297,7 @@
         <w:rPr>
           <w:rFonts w:ascii="Bahnschrift" w:hAnsi="Bahnschrift"/>
         </w:rPr>
-        <w:t xml:space="preserve">Approach A: Passive OSINT tools (DNS enumeration, metadata analysis, public </w:t>
-      </w:r>
-      <w:proofErr w:type="spellStart"/>
-      <w:r>
-        <w:rPr>
-          <w:rFonts w:ascii="Bahnschrift" w:hAnsi="Bahnschrift"/>
-        </w:rPr>
-        <w:t>footprinting</w:t>
-      </w:r>
-      <w:proofErr w:type="spellEnd"/>
-      <w:r>
-        <w:rPr>
-          <w:rFonts w:ascii="Bahnschrift" w:hAnsi="Bahnschrift"/>
-        </w:rPr>
-        <w:t>)</w:t>
+        <w:t>Approach A: Passive OSINT tools (DNS enumeration, metadata analysis, public footprinting)</w:t>
       </w:r>
     </w:p>
     <w:p>
